--- a/pc_package/PCMP-001_master_plan.docx
+++ b/pc_package/PCMP-001_master_plan.docx
@@ -8244,7 +8244,7 @@
       </w:r>
     </w:p>
     <w:bookmarkEnd w:id="28"/>
-    <w:bookmarkStart w:id="29" w:name="sec-acceptance"/>
+    <w:bookmarkStart w:id="30" w:name="sec-acceptance"/>
     <w:p>
       <w:pPr>
         <w:pStyle w:val="Heading1"/>
@@ -8285,48 +8285,80 @@
         <w:t xml:space="preserve">attributes the step governs and on the precision of the assays that measure them.</w:t>
       </w:r>
     </w:p>
+    <w:bookmarkStart w:id="29" w:name="sec-ipc"/>
     <w:p>
       <w:pPr>
-        <w:pStyle w:val="BodyText"/>
+        <w:pStyle w:val="Heading2"/>
       </w:pPr>
       <w:r>
-        <w:t xml:space="preserve">A scale-down model is qualified when the performance and quality attributes it is required</w:t>
-      </w:r>
-      <w:r>
-        <w:t xml:space="preserve"> </w:t>
-      </w:r>
-      <w:r>
-        <w:t xml:space="preserve">to predict are statistically indistinguishable from the commercial-scale data at the target</w:t>
-      </w:r>
-      <w:r>
-        <w:t xml:space="preserve"> </w:t>
-      </w:r>
-      <w:r>
-        <w:t xml:space="preserve">condition. A difference does not by itself disqualify a model: where it is explained by a</w:t>
-      </w:r>
-      <w:r>
-        <w:t xml:space="preserve"> </w:t>
-      </w:r>
-      <w:r>
-        <w:t xml:space="preserve">known scale effect and is conservative for the attribute at risk, the model is qualified</w:t>
-      </w:r>
-      <w:r>
-        <w:t xml:space="preserve"> </w:t>
-      </w:r>
-      <w:r>
-        <w:t xml:space="preserve">with that limitation recorded, and the report states which conclusions the limitation</w:t>
-      </w:r>
-      <w:r>
-        <w:t xml:space="preserve"> </w:t>
-      </w:r>
-      <w:r>
-        <w:t xml:space="preserve">touches. A model that is not qualified cannot support an operating range, and the study that</w:t>
-      </w:r>
-      <w:r>
-        <w:t xml:space="preserve"> </w:t>
-      </w:r>
-      <w:r>
-        <w:t xml:space="preserve">used it is repeated.</w:t>
+        <w:t xml:space="preserve">7.1 Which criterion a step is judged against</w:t>
+      </w:r>
+    </w:p>
+    <w:p>
+      <w:pPr>
+        <w:pStyle w:val="FirstParagraph"/>
+      </w:pPr>
+      <w:r>
+        <w:t xml:space="preserve">Before any of those four decisions can be made, the criterion itself has to be fixed, and for</w:t>
+      </w:r>
+      <w:r>
+        <w:t xml:space="preserve"> </w:t>
+      </w:r>
+      <w:r>
+        <w:t xml:space="preserve">most steps it is not the drug substance specification. The specifications in</w:t>
+      </w:r>
+      <w:r>
+        <w:t xml:space="preserve"> </w:t>
+      </w:r>
+      <w:hyperlink w:anchor="tbl-cqa">
+        <w:r>
+          <w:rPr>
+            <w:rStyle w:val="Hyperlink"/>
+          </w:rPr>
+          <w:t xml:space="preserve">Table 4</w:t>
+        </w:r>
+      </w:hyperlink>
+      <w:r>
+        <w:t xml:space="preserve"> </w:t>
+      </w:r>
+      <w:r>
+        <w:t xml:space="preserve">apply to</w:t>
+      </w:r>
+      <w:r>
+        <w:t xml:space="preserve"> </w:t>
+      </w:r>
+      <w:r>
+        <w:t xml:space="preserve">the drug substance. An intermediate pool is not the drug substance, and judging one against</w:t>
+      </w:r>
+      <w:r>
+        <w:t xml:space="preserve"> </w:t>
+      </w:r>
+      <w:r>
+        <w:t xml:space="preserve">those specifications gives an answer that is wrong in both directions. The capture pool</w:t>
+      </w:r>
+      <w:r>
+        <w:t xml:space="preserve"> </w:t>
+      </w:r>
+      <w:r>
+        <w:t xml:space="preserve">carries about 9,125 ng/mg host cell protein against a drug</w:t>
+      </w:r>
+      <w:r>
+        <w:t xml:space="preserve"> </w:t>
+      </w:r>
+      <w:r>
+        <w:t xml:space="preserve">substance limit of 100 ng/mg, so the comparison condemns a step</w:t>
+      </w:r>
+      <w:r>
+        <w:t xml:space="preserve"> </w:t>
+      </w:r>
+      <w:r>
+        <w:t xml:space="preserve">that is performing normally. At the last step the same comparison is too generous, because it</w:t>
+      </w:r>
+      <w:r>
+        <w:t xml:space="preserve"> </w:t>
+      </w:r>
+      <w:r>
+        <w:t xml:space="preserve">leaves no margin for the variation of a batch that has nowhere left to be cleaned.</w:t>
       </w:r>
     </w:p>
     <w:p>
@@ -8334,37 +8366,19 @@
         <w:pStyle w:val="BodyText"/>
       </w:pPr>
       <w:r>
-        <w:t xml:space="preserve">A fitted model is adequate when it has significant terms at p &lt; 0.05, no significant lack of</w:t>
-      </w:r>
-      <w:r>
-        <w:t xml:space="preserve"> </w:t>
-      </w:r>
-      <w:r>
-        <w:t xml:space="preserve">fit against pure error, and residuals consistent with the assumptions of the fit. All three</w:t>
-      </w:r>
-      <w:r>
-        <w:t xml:space="preserve"> </w:t>
-      </w:r>
-      <w:r>
-        <w:t xml:space="preserve">are required, and the criteria for each (the significance level, the lack-of-fit p-value and</w:t>
-      </w:r>
-      <w:r>
-        <w:t xml:space="preserve"> </w:t>
-      </w:r>
-      <w:r>
-        <w:t xml:space="preserve">the residual checks) are stated in the plan for the step. A response with no significant</w:t>
-      </w:r>
-      <w:r>
-        <w:t xml:space="preserve"> </w:t>
-      </w:r>
-      <w:r>
-        <w:t xml:space="preserve">terms is reported as such, because a null result bounds how much of the observed variation</w:t>
-      </w:r>
-      <w:r>
-        <w:t xml:space="preserve"> </w:t>
-      </w:r>
-      <w:r>
-        <w:t xml:space="preserve">the parameters studied can account for.</w:t>
+        <w:t xml:space="preserve">Each step is therefore given an in-process limit, and the campaign uses one of three</w:t>
+      </w:r>
+      <w:r>
+        <w:t xml:space="preserve"> </w:t>
+      </w:r>
+      <w:r>
+        <w:t xml:space="preserve">procedures to set it. Which procedure applies depends on what the downstream train does to</w:t>
+      </w:r>
+      <w:r>
+        <w:t xml:space="preserve"> </w:t>
+      </w:r>
+      <w:r>
+        <w:t xml:space="preserve">the attribute, not on the preference of the author.</w:t>
       </w:r>
     </w:p>
     <w:p>
@@ -8372,43 +8386,49 @@
         <w:pStyle w:val="BodyText"/>
       </w:pPr>
       <w:r>
-        <w:t xml:space="preserve">An operating region is acceptable when three conditions hold together. Every attribute the</w:t>
-      </w:r>
-      <w:r>
-        <w:t xml:space="preserve"> </w:t>
-      </w:r>
-      <w:r>
-        <w:t xml:space="preserve">step governs is predicted to stay inside its acceptance criterion across the region, that</w:t>
-      </w:r>
-      <w:r>
-        <w:t xml:space="preserve"> </w:t>
-      </w:r>
-      <w:r>
-        <w:t xml:space="preserve">prediction holds with the other parameters of the step varying within their normal operating</w:t>
-      </w:r>
-      <w:r>
-        <w:t xml:space="preserve"> </w:t>
-      </w:r>
-      <w:r>
-        <w:t xml:space="preserve">ranges, and the worst-case corner of the region (identified from the signs of the model</w:t>
-      </w:r>
-      <w:r>
-        <w:t xml:space="preserve"> </w:t>
-      </w:r>
-      <w:r>
-        <w:t xml:space="preserve">coefficients) also satisfies the criteria. A region that meets these conditions is claimed</w:t>
-      </w:r>
-      <w:r>
-        <w:t xml:space="preserve"> </w:t>
-      </w:r>
-      <w:r>
-        <w:t xml:space="preserve">only inside the characterization ranges that produced it, and it remains a statement about</w:t>
-      </w:r>
-      <w:r>
-        <w:t xml:space="preserve"> </w:t>
-      </w:r>
-      <w:r>
-        <w:t xml:space="preserve">mean levels until the capability analysis converts it into a statement about batches.</w:t>
+        <w:t xml:space="preserve">The first procedure is backward calculation from the drug substance specification. It is the</w:t>
+      </w:r>
+      <w:r>
+        <w:t xml:space="preserve"> </w:t>
+      </w:r>
+      <w:r>
+        <w:t xml:space="preserve">default, and it applies to every attribute that a later step still clears. The specification is carried back</w:t>
+      </w:r>
+      <w:r>
+        <w:t xml:space="preserve"> </w:t>
+      </w:r>
+      <w:r>
+        <w:t xml:space="preserve">through the clearance that the downstream steps deliver in the nominal train, which gives the</w:t>
+      </w:r>
+      <w:r>
+        <w:t xml:space="preserve"> </w:t>
+      </w:r>
+      <w:r>
+        <w:t xml:space="preserve">concentration at this step from which the rest of the process can still reach the</w:t>
+      </w:r>
+      <w:r>
+        <w:t xml:space="preserve"> </w:t>
+      </w:r>
+      <w:r>
+        <w:t xml:space="preserve">specification. That concentration is then divided by an assurance margin. The margin is not</w:t>
+      </w:r>
+      <w:r>
+        <w:t xml:space="preserve"> </w:t>
+      </w:r>
+      <w:r>
+        <w:t xml:space="preserve">decoration. A limit set at the undivided ceiling would leave the drug substance dependent on</w:t>
+      </w:r>
+      <w:r>
+        <w:t xml:space="preserve"> </w:t>
+      </w:r>
+      <w:r>
+        <w:t xml:space="preserve">every downstream step delivering its nominal clearance exactly, which is a break-even point</w:t>
+      </w:r>
+      <w:r>
+        <w:t xml:space="preserve"> </w:t>
+      </w:r>
+      <w:r>
+        <w:t xml:space="preserve">and not a control.</w:t>
       </w:r>
     </w:p>
     <w:p>
@@ -8416,7 +8436,173 @@
         <w:pStyle w:val="BodyText"/>
       </w:pPr>
       <w:r>
-        <w:t xml:space="preserve">Capability is estimated as described in</w:t>
+        <w:t xml:space="preserve">Host cell protein at the capture step is the worked example. The drug substance limit is</w:t>
+      </w:r>
+      <w:r>
+        <w:t xml:space="preserve"> </w:t>
+      </w:r>
+      <w:r>
+        <w:t xml:space="preserve">100 ng/mg. Cation exchange clears a factor of</w:t>
+      </w:r>
+      <w:r>
+        <w:t xml:space="preserve"> </w:t>
+      </w:r>
+      <w:r>
+        <w:t xml:space="preserve">78.0 and anion exchange a further</w:t>
+      </w:r>
+      <w:r>
+        <w:t xml:space="preserve"> </w:t>
+      </w:r>
+      <w:r>
+        <w:t xml:space="preserve">6.2, so a capture pool at</w:t>
+      </w:r>
+      <w:r>
+        <w:t xml:space="preserve"> </w:t>
+      </w:r>
+      <w:r>
+        <w:t xml:space="preserve">48,260 ng/mg would still reach the specification if both</w:t>
+      </w:r>
+      <w:r>
+        <w:t xml:space="preserve"> </w:t>
+      </w:r>
+      <w:r>
+        <w:t xml:space="preserve">downstream steps performed exactly as they do in the nominal train. Dividing by an assurance</w:t>
+      </w:r>
+      <w:r>
+        <w:t xml:space="preserve"> </w:t>
+      </w:r>
+      <w:r>
+        <w:t xml:space="preserve">margin of 4.5 gives the in-process limit of</w:t>
+      </w:r>
+      <w:r>
+        <w:t xml:space="preserve"> </w:t>
+      </w:r>
+      <w:r>
+        <w:t xml:space="preserve">10,724 ng/mg that PCP-005 and PCR-005 apply. The margin is chosen so</w:t>
+      </w:r>
+      <w:r>
+        <w:t xml:space="preserve"> </w:t>
+      </w:r>
+      <w:r>
+        <w:t xml:space="preserve">that the limit also sits above the nominal pool and above the design centre of the study,</w:t>
+      </w:r>
+      <w:r>
+        <w:t xml:space="preserve"> </w:t>
+      </w:r>
+      <w:r>
+        <w:t xml:space="preserve">because a limit below either would put the process outside its own limit while running at its</w:t>
+      </w:r>
+      <w:r>
+        <w:t xml:space="preserve"> </w:t>
+      </w:r>
+      <w:r>
+        <w:t xml:space="preserve">set-point.</w:t>
+      </w:r>
+    </w:p>
+    <w:p>
+      <w:pPr>
+        <w:pStyle w:val="BodyText"/>
+      </w:pPr>
+      <w:r>
+        <w:t xml:space="preserve">The second procedure is a capability alert limit. Where no later step modifies the attribute,</w:t>
+      </w:r>
+      <w:r>
+        <w:t xml:space="preserve"> </w:t>
+      </w:r>
+      <w:r>
+        <w:t xml:space="preserve">there is no clearance</w:t>
+      </w:r>
+      <w:r>
+        <w:t xml:space="preserve"> </w:t>
+      </w:r>
+      <w:r>
+        <w:t xml:space="preserve">to calculate back through. The drug substance specification already applies at the step that</w:t>
+      </w:r>
+      <w:r>
+        <w:t xml:space="preserve"> </w:t>
+      </w:r>
+      <w:r>
+        <w:t xml:space="preserve">forms the attribute, and for the glycans and the charge variants it is far wider than the</w:t>
+      </w:r>
+      <w:r>
+        <w:t xml:space="preserve"> </w:t>
+      </w:r>
+      <w:r>
+        <w:t xml:space="preserve">spread the process itself shows, so it would not bound the step at all. The limit is then set</w:t>
+      </w:r>
+      <w:r>
+        <w:t xml:space="preserve"> </w:t>
+      </w:r>
+      <w:r>
+        <w:t xml:space="preserve">from demonstrated capability, at the mean plus 2.5 standard</w:t>
+      </w:r>
+      <w:r>
+        <w:t xml:space="preserve"> </w:t>
+      </w:r>
+      <w:r>
+        <w:t xml:space="preserve">deviations of the commercial-scale simulation. This is an alert limit and not a</w:t>
+      </w:r>
+      <w:r>
+        <w:t xml:space="preserve"> </w:t>
+      </w:r>
+      <w:r>
+        <w:t xml:space="preserve">specification. A batch beyond it is investigated, not rejected.</w:t>
+      </w:r>
+    </w:p>
+    <w:p>
+      <w:pPr>
+        <w:pStyle w:val="BodyText"/>
+      </w:pPr>
+      <w:r>
+        <w:t xml:space="preserve">The third procedure is the modular clearance claim. A viral clearance step is judged on the</w:t>
+      </w:r>
+      <w:r>
+        <w:t xml:space="preserve"> </w:t>
+      </w:r>
+      <w:r>
+        <w:t xml:space="preserve">log reduction claimed</w:t>
+      </w:r>
+      <w:r>
+        <w:t xml:space="preserve"> </w:t>
+      </w:r>
+      <w:r>
+        <w:t xml:space="preserve">for it, less an allowance of 0.35 log</w:t>
+      </w:r>
+      <w:r>
+        <w:rPr>
+          <w:vertAlign w:val="subscript"/>
+        </w:rPr>
+        <w:t xml:space="preserve">10</w:t>
+      </w:r>
+      <w:r>
+        <w:t xml:space="preserve"> </w:t>
+      </w:r>
+      <w:r>
+        <w:t xml:space="preserve">for the variability of the</w:t>
+      </w:r>
+      <w:r>
+        <w:t xml:space="preserve"> </w:t>
+      </w:r>
+      <w:r>
+        <w:t xml:space="preserve">spiked clearance assay. Where the claim itself is credited from this process’s own studies</w:t>
+      </w:r>
+      <w:r>
+        <w:t xml:space="preserve"> </w:t>
+      </w:r>
+      <w:r>
+        <w:t xml:space="preserve">rather than from platform data, the step-level requirement is instead the cumulative</w:t>
+      </w:r>
+      <w:r>
+        <w:t xml:space="preserve"> </w:t>
+      </w:r>
+      <w:r>
+        <w:t xml:space="preserve">requirement less the clearance credited to the other orthogonal steps, which is the modular</w:t>
+      </w:r>
+      <w:r>
+        <w:t xml:space="preserve"> </w:t>
+      </w:r>
+      <w:r>
+        <w:t xml:space="preserve">calculation described in</w:t>
       </w:r>
       <w:r>
         <w:t xml:space="preserve"> </w:t>
@@ -8430,43 +8616,7 @@
         </w:r>
       </w:hyperlink>
       <w:r>
-        <w:t xml:space="preserve">. This plan does not set one minimum</w:t>
-      </w:r>
-      <w:r>
-        <w:t xml:space="preserve"> </w:t>
-      </w:r>
-      <w:r>
-        <w:t xml:space="preserve">capability index for the whole campaign. An acceptable value depends on the criticality of</w:t>
-      </w:r>
-      <w:r>
-        <w:t xml:space="preserve"> </w:t>
-      </w:r>
-      <w:r>
-        <w:t xml:space="preserve">the attribute and on how much of the observed variation belongs to its assay, so each plan</w:t>
-      </w:r>
-      <w:r>
-        <w:t xml:space="preserve"> </w:t>
-      </w:r>
-      <w:r>
-        <w:t xml:space="preserve">states the minimum index its step’s attributes must meet together with the reason for the</w:t>
-      </w:r>
-      <w:r>
-        <w:t xml:space="preserve"> </w:t>
-      </w:r>
-      <w:r>
-        <w:t xml:space="preserve">value chosen. Where an attribute is governed by more than one step, the criterion is applied</w:t>
-      </w:r>
-      <w:r>
-        <w:t xml:space="preserve"> </w:t>
-      </w:r>
-      <w:r>
-        <w:t xml:space="preserve">to the cumulative position at the drug substance and not to the individual steps, and it is</w:t>
-      </w:r>
-      <w:r>
-        <w:t xml:space="preserve"> </w:t>
-      </w:r>
-      <w:r>
-        <w:t xml:space="preserve">assessed in PCMR-001.</w:t>
+        <w:t xml:space="preserve">.</w:t>
       </w:r>
     </w:p>
     <w:p>
@@ -8474,61 +8624,67 @@
         <w:pStyle w:val="BodyText"/>
       </w:pPr>
       <w:r>
-        <w:t xml:space="preserve">Parameter classification is performed under SOP-4001 and uses the same four classes</w:t>
-      </w:r>
-      <w:r>
-        <w:t xml:space="preserve"> </w:t>
-      </w:r>
-      <w:r>
-        <w:t xml:space="preserve">throughout the campaign. A parameter whose variation affects a critical quality attribute is</w:t>
-      </w:r>
-      <w:r>
-        <w:t xml:space="preserve"> </w:t>
-      </w:r>
-      <w:r>
-        <w:t xml:space="preserve">critical; where such a parameter is easy to control and the risk of leaving the design space</w:t>
-      </w:r>
-      <w:r>
-        <w:t xml:space="preserve"> </w:t>
-      </w:r>
-      <w:r>
-        <w:t xml:space="preserve">is low it is classified as a well-controlled critical process parameter (WC-CPP), and where</w:t>
-      </w:r>
-      <w:r>
-        <w:t xml:space="preserve"> </w:t>
-      </w:r>
-      <w:r>
-        <w:t xml:space="preserve">that risk is not low it is classified as a critical process parameter (CPP). A parameter</w:t>
-      </w:r>
-      <w:r>
-        <w:t xml:space="preserve"> </w:t>
-      </w:r>
-      <w:r>
-        <w:t xml:space="preserve">that affects process performance or consistency but not product quality is a key process</w:t>
-      </w:r>
-      <w:r>
-        <w:t xml:space="preserve"> </w:t>
-      </w:r>
-      <w:r>
-        <w:t xml:space="preserve">parameter (KPP), and a parameter with no demonstrated effect on either is a general process</w:t>
-      </w:r>
-      <w:r>
-        <w:t xml:space="preserve"> </w:t>
-      </w:r>
-      <w:r>
-        <w:t xml:space="preserve">parameter (GPP). The class depends on the control capability of the receiving site as well</w:t>
-      </w:r>
-      <w:r>
-        <w:t xml:space="preserve"> </w:t>
-      </w:r>
-      <w:r>
-        <w:t xml:space="preserve">as on the study result, so it is assigned after the study and recorded in the report for the</w:t>
-      </w:r>
-      <w:r>
-        <w:t xml:space="preserve"> </w:t>
-      </w:r>
-      <w:r>
-        <w:t xml:space="preserve">step.</w:t>
+        <w:t xml:space="preserve">12 in-process limits are set across the campaign by these three</w:t>
+      </w:r>
+      <w:r>
+        <w:t xml:space="preserve"> </w:t>
+      </w:r>
+      <w:r>
+        <w:t xml:space="preserve">procedures. None of them is a typed number. Each is a rule evaluated against the seeded</w:t>
+      </w:r>
+      <w:r>
+        <w:t xml:space="preserve"> </w:t>
+      </w:r>
+      <w:r>
+        <w:t xml:space="preserve">process model, so a change to the process or to a clearance factor moves the limits with it,</w:t>
+      </w:r>
+      <w:r>
+        <w:t xml:space="preserve"> </w:t>
+      </w:r>
+      <w:r>
+        <w:t xml:space="preserve">and the plans and reports for the individual steps state the value each rule produces</w:t>
+      </w:r>
+      <w:r>
+        <w:t xml:space="preserve"> </w:t>
+      </w:r>
+      <w:r>
+        <w:t xml:space="preserve">together with the procedure that produced it. Two consequences follow and are stated here</w:t>
+      </w:r>
+      <w:r>
+        <w:t xml:space="preserve"> </w:t>
+      </w:r>
+      <w:r>
+        <w:t xml:space="preserve">because they surprise readers who expect the drug substance specification everywhere. An</w:t>
+      </w:r>
+      <w:r>
+        <w:t xml:space="preserve"> </w:t>
+      </w:r>
+      <w:r>
+        <w:t xml:space="preserve">in-process limit is tighter than the specification it derives from, so a proven acceptable</w:t>
+      </w:r>
+      <w:r>
+        <w:t xml:space="preserve"> </w:t>
+      </w:r>
+      <w:r>
+        <w:t xml:space="preserve">range measured against it can be narrower than the range that was characterized. It follows</w:t>
+      </w:r>
+      <w:r>
+        <w:t xml:space="preserve"> </w:t>
+      </w:r>
+      <w:r>
+        <w:t xml:space="preserve">that the design space for a step is generally smaller than its characterized region, because</w:t>
+      </w:r>
+      <w:r>
+        <w:t xml:space="preserve"> </w:t>
+      </w:r>
+      <w:r>
+        <w:t xml:space="preserve">a parameter with a narrowed range is a parameter some of whose characterized settings are</w:t>
+      </w:r>
+      <w:r>
+        <w:t xml:space="preserve"> </w:t>
+      </w:r>
+      <w:r>
+        <w:t xml:space="preserve">not acceptable.</w:t>
       </w:r>
     </w:p>
     <w:p>
@@ -8536,19 +8692,43 @@
         <w:pStyle w:val="BodyText"/>
       </w:pPr>
       <w:r>
-        <w:t xml:space="preserve">A parameter that shows no effect is still classified, and its classification is supported by</w:t>
-      </w:r>
-      <w:r>
-        <w:t xml:space="preserve"> </w:t>
-      </w:r>
-      <w:r>
-        <w:t xml:space="preserve">the range over which no effect was seen. Nothing is left unclassified at the end of the</w:t>
-      </w:r>
-      <w:r>
-        <w:t xml:space="preserve"> </w:t>
-      </w:r>
-      <w:r>
-        <w:t xml:space="preserve">campaign.</w:t>
+        <w:t xml:space="preserve">A scale-down model is qualified when the performance and quality attributes it is required</w:t>
+      </w:r>
+      <w:r>
+        <w:t xml:space="preserve"> </w:t>
+      </w:r>
+      <w:r>
+        <w:t xml:space="preserve">to predict are statistically indistinguishable from the commercial-scale data at the target</w:t>
+      </w:r>
+      <w:r>
+        <w:t xml:space="preserve"> </w:t>
+      </w:r>
+      <w:r>
+        <w:t xml:space="preserve">condition. A difference does not by itself disqualify a model: where it is explained by a</w:t>
+      </w:r>
+      <w:r>
+        <w:t xml:space="preserve"> </w:t>
+      </w:r>
+      <w:r>
+        <w:t xml:space="preserve">known scale effect and is conservative for the attribute at risk, the model is qualified</w:t>
+      </w:r>
+      <w:r>
+        <w:t xml:space="preserve"> </w:t>
+      </w:r>
+      <w:r>
+        <w:t xml:space="preserve">with that limitation recorded, and the report states which conclusions the limitation</w:t>
+      </w:r>
+      <w:r>
+        <w:t xml:space="preserve"> </w:t>
+      </w:r>
+      <w:r>
+        <w:t xml:space="preserve">touches. A model that is not qualified cannot support an operating range, and the study that</w:t>
+      </w:r>
+      <w:r>
+        <w:t xml:space="preserve"> </w:t>
+      </w:r>
+      <w:r>
+        <w:t xml:space="preserve">used it is repeated.</w:t>
       </w:r>
     </w:p>
     <w:p>
@@ -8556,6 +8736,251 @@
         <w:pStyle w:val="BodyText"/>
       </w:pPr>
       <w:r>
+        <w:t xml:space="preserve">A fitted model is adequate when it has significant terms at p &lt; 0.05, no significant lack of</w:t>
+      </w:r>
+      <w:r>
+        <w:t xml:space="preserve"> </w:t>
+      </w:r>
+      <w:r>
+        <w:t xml:space="preserve">fit against pure error, and residuals consistent with the assumptions of the fit. All three</w:t>
+      </w:r>
+      <w:r>
+        <w:t xml:space="preserve"> </w:t>
+      </w:r>
+      <w:r>
+        <w:t xml:space="preserve">are required, and the criteria for each (the significance level, the lack-of-fit p-value and</w:t>
+      </w:r>
+      <w:r>
+        <w:t xml:space="preserve"> </w:t>
+      </w:r>
+      <w:r>
+        <w:t xml:space="preserve">the residual checks) are stated in the plan for the step. A response with no significant</w:t>
+      </w:r>
+      <w:r>
+        <w:t xml:space="preserve"> </w:t>
+      </w:r>
+      <w:r>
+        <w:t xml:space="preserve">terms is reported as such, because a null result bounds how much of the observed variation</w:t>
+      </w:r>
+      <w:r>
+        <w:t xml:space="preserve"> </w:t>
+      </w:r>
+      <w:r>
+        <w:t xml:space="preserve">the parameters studied can account for.</w:t>
+      </w:r>
+    </w:p>
+    <w:p>
+      <w:pPr>
+        <w:pStyle w:val="BodyText"/>
+      </w:pPr>
+      <w:r>
+        <w:t xml:space="preserve">An operating region is acceptable when three conditions hold together. Every attribute the</w:t>
+      </w:r>
+      <w:r>
+        <w:t xml:space="preserve"> </w:t>
+      </w:r>
+      <w:r>
+        <w:t xml:space="preserve">step governs is predicted to stay inside the in-process limit set for it under</w:t>
+      </w:r>
+      <w:r>
+        <w:t xml:space="preserve"> </w:t>
+      </w:r>
+      <w:hyperlink w:anchor="sec-ipc">
+        <w:r>
+          <w:rPr>
+            <w:rStyle w:val="Hyperlink"/>
+          </w:rPr>
+          <w:t xml:space="preserve">Section 7.1</w:t>
+        </w:r>
+      </w:hyperlink>
+      <w:r>
+        <w:t xml:space="preserve"> </w:t>
+      </w:r>
+      <w:r>
+        <w:t xml:space="preserve">across the region, that prediction holds with the other parameters of the step varying within</w:t>
+      </w:r>
+      <w:r>
+        <w:t xml:space="preserve"> </w:t>
+      </w:r>
+      <w:r>
+        <w:t xml:space="preserve">their normal operating ranges, and the worst-case corner of the region (identified from the</w:t>
+      </w:r>
+      <w:r>
+        <w:t xml:space="preserve"> </w:t>
+      </w:r>
+      <w:r>
+        <w:t xml:space="preserve">signs of the model coefficients) also satisfies those limits. Where the worst corner does not,</w:t>
+      </w:r>
+      <w:r>
+        <w:t xml:space="preserve"> </w:t>
+      </w:r>
+      <w:r>
+        <w:t xml:space="preserve">the region is the part of the characterized space that does, and the report states how much</w:t>
+      </w:r>
+      <w:r>
+        <w:t xml:space="preserve"> </w:t>
+      </w:r>
+      <w:r>
+        <w:t xml:space="preserve">of the characterized space that is. A region defined this way is claimed only inside the</w:t>
+      </w:r>
+      <w:r>
+        <w:t xml:space="preserve"> </w:t>
+      </w:r>
+      <w:r>
+        <w:t xml:space="preserve">characterization ranges that produced it, and it remains a statement about mean levels until</w:t>
+      </w:r>
+      <w:r>
+        <w:t xml:space="preserve"> </w:t>
+      </w:r>
+      <w:r>
+        <w:t xml:space="preserve">the capability analysis converts it into a statement about batches.</w:t>
+      </w:r>
+    </w:p>
+    <w:p>
+      <w:pPr>
+        <w:pStyle w:val="BodyText"/>
+      </w:pPr>
+      <w:r>
+        <w:t xml:space="preserve">Capability is estimated as described in</w:t>
+      </w:r>
+      <w:r>
+        <w:t xml:space="preserve"> </w:t>
+      </w:r>
+      <w:hyperlink w:anchor="sec-stats">
+        <w:r>
+          <w:rPr>
+            <w:rStyle w:val="Hyperlink"/>
+          </w:rPr>
+          <w:t xml:space="preserve">Section 6</w:t>
+        </w:r>
+      </w:hyperlink>
+      <w:r>
+        <w:t xml:space="preserve">. This plan does not set one minimum</w:t>
+      </w:r>
+      <w:r>
+        <w:t xml:space="preserve"> </w:t>
+      </w:r>
+      <w:r>
+        <w:t xml:space="preserve">capability index for the whole campaign. An acceptable value depends on the criticality of</w:t>
+      </w:r>
+      <w:r>
+        <w:t xml:space="preserve"> </w:t>
+      </w:r>
+      <w:r>
+        <w:t xml:space="preserve">the attribute and on how much of the observed variation belongs to its assay, so each plan</w:t>
+      </w:r>
+      <w:r>
+        <w:t xml:space="preserve"> </w:t>
+      </w:r>
+      <w:r>
+        <w:t xml:space="preserve">states the minimum index its step’s attributes must meet together with the reason for the</w:t>
+      </w:r>
+      <w:r>
+        <w:t xml:space="preserve"> </w:t>
+      </w:r>
+      <w:r>
+        <w:t xml:space="preserve">value chosen. Where an attribute is governed by more than one step, the criterion is applied</w:t>
+      </w:r>
+      <w:r>
+        <w:t xml:space="preserve"> </w:t>
+      </w:r>
+      <w:r>
+        <w:t xml:space="preserve">to the cumulative position at the drug substance and not to the individual steps, and it is</w:t>
+      </w:r>
+      <w:r>
+        <w:t xml:space="preserve"> </w:t>
+      </w:r>
+      <w:r>
+        <w:t xml:space="preserve">assessed in PCMR-001.</w:t>
+      </w:r>
+    </w:p>
+    <w:p>
+      <w:pPr>
+        <w:pStyle w:val="BodyText"/>
+      </w:pPr>
+      <w:r>
+        <w:t xml:space="preserve">Parameter classification is performed under SOP-4001 and uses the same four classes</w:t>
+      </w:r>
+      <w:r>
+        <w:t xml:space="preserve"> </w:t>
+      </w:r>
+      <w:r>
+        <w:t xml:space="preserve">throughout the campaign. A parameter whose variation affects a critical quality attribute is</w:t>
+      </w:r>
+      <w:r>
+        <w:t xml:space="preserve"> </w:t>
+      </w:r>
+      <w:r>
+        <w:t xml:space="preserve">critical; where such a parameter is easy to control and the risk of leaving the design space</w:t>
+      </w:r>
+      <w:r>
+        <w:t xml:space="preserve"> </w:t>
+      </w:r>
+      <w:r>
+        <w:t xml:space="preserve">is low it is classified as a well-controlled critical process parameter (WC-CPP), and where</w:t>
+      </w:r>
+      <w:r>
+        <w:t xml:space="preserve"> </w:t>
+      </w:r>
+      <w:r>
+        <w:t xml:space="preserve">that risk is not low it is classified as a critical process parameter (CPP). A parameter</w:t>
+      </w:r>
+      <w:r>
+        <w:t xml:space="preserve"> </w:t>
+      </w:r>
+      <w:r>
+        <w:t xml:space="preserve">that affects process performance or consistency but not product quality is a key process</w:t>
+      </w:r>
+      <w:r>
+        <w:t xml:space="preserve"> </w:t>
+      </w:r>
+      <w:r>
+        <w:t xml:space="preserve">parameter (KPP), and a parameter with no demonstrated effect on either is a general process</w:t>
+      </w:r>
+      <w:r>
+        <w:t xml:space="preserve"> </w:t>
+      </w:r>
+      <w:r>
+        <w:t xml:space="preserve">parameter (GPP). The class depends on the control capability of the receiving site as well</w:t>
+      </w:r>
+      <w:r>
+        <w:t xml:space="preserve"> </w:t>
+      </w:r>
+      <w:r>
+        <w:t xml:space="preserve">as on the study result, so it is assigned after the study and recorded in the report for the</w:t>
+      </w:r>
+      <w:r>
+        <w:t xml:space="preserve"> </w:t>
+      </w:r>
+      <w:r>
+        <w:t xml:space="preserve">step.</w:t>
+      </w:r>
+    </w:p>
+    <w:p>
+      <w:pPr>
+        <w:pStyle w:val="BodyText"/>
+      </w:pPr>
+      <w:r>
+        <w:t xml:space="preserve">A parameter that shows no effect is still classified, and its classification is supported by</w:t>
+      </w:r>
+      <w:r>
+        <w:t xml:space="preserve"> </w:t>
+      </w:r>
+      <w:r>
+        <w:t xml:space="preserve">the range over which no effect was seen. Nothing is left unclassified at the end of the</w:t>
+      </w:r>
+      <w:r>
+        <w:t xml:space="preserve"> </w:t>
+      </w:r>
+      <w:r>
+        <w:t xml:space="preserve">campaign.</w:t>
+      </w:r>
+    </w:p>
+    <w:p>
+      <w:pPr>
+        <w:pStyle w:val="BodyText"/>
+      </w:pPr>
+      <w:r>
         <w:t xml:space="preserve">A study is valid when it is executed within its approved protocol. Excursions are recorded</w:t>
       </w:r>
       <w:r>
@@ -8602,7 +9027,8 @@
       </w:r>
     </w:p>
     <w:bookmarkEnd w:id="29"/>
-    <w:bookmarkStart w:id="31" w:name="sec-register"/>
+    <w:bookmarkEnd w:id="30"/>
+    <w:bookmarkStart w:id="32" w:name="sec-register"/>
     <w:p>
       <w:pPr>
         <w:pStyle w:val="Heading1"/>
@@ -8673,7 +9099,7 @@
       <w:tr>
         <w:tc>
           <w:tcPr/>
-          <w:bookmarkStart w:id="30" w:name="tbl-plans"/>
+          <w:bookmarkStart w:id="31" w:name="tbl-plans"/>
           <w:p>
             <w:pPr>
               <w:jc w:val="center"/>
@@ -9190,13 +9616,13 @@
               </w:tc>
             </w:tr>
           </w:tbl>
-          <w:bookmarkEnd w:id="30"/>
+          <w:bookmarkEnd w:id="31"/>
           <w:p/>
         </w:tc>
       </w:tr>
     </w:tbl>
-    <w:bookmarkEnd w:id="31"/>
-    <w:bookmarkStart w:id="33" w:name="sec-schedule"/>
+    <w:bookmarkEnd w:id="32"/>
+    <w:bookmarkStart w:id="34" w:name="sec-schedule"/>
     <w:p>
       <w:pPr>
         <w:pStyle w:val="Heading1"/>
@@ -9264,7 +9690,7 @@
       <w:tr>
         <w:tc>
           <w:tcPr/>
-          <w:bookmarkStart w:id="32" w:name="tbl-deliv"/>
+          <w:bookmarkStart w:id="33" w:name="tbl-deliv"/>
           <w:p>
             <w:pPr>
               <w:jc w:val="center"/>
@@ -9581,7 +10007,7 @@
               </w:tc>
             </w:tr>
           </w:tbl>
-          <w:bookmarkEnd w:id="32"/>
+          <w:bookmarkEnd w:id="33"/>
           <w:p/>
         </w:tc>
       </w:tr>
@@ -9600,8 +10026,8 @@
         <w:t xml:space="preserve">qualification protocol and to the process sections of the licence application.</w:t>
       </w:r>
     </w:p>
-    <w:bookmarkEnd w:id="33"/>
-    <w:bookmarkStart w:id="34" w:name="sec-approvals"/>
+    <w:bookmarkEnd w:id="34"/>
+    <w:bookmarkStart w:id="35" w:name="sec-approvals"/>
     <w:p>
       <w:pPr>
         <w:pStyle w:val="Heading1"/>
@@ -9659,8 +10085,8 @@
         <w:t xml:space="preserve">.</w:t>
       </w:r>
     </w:p>
-    <w:bookmarkEnd w:id="34"/>
-    <w:bookmarkStart w:id="43" w:name="references"/>
+    <w:bookmarkEnd w:id="35"/>
+    <w:bookmarkStart w:id="44" w:name="references"/>
     <w:p>
       <w:pPr>
         <w:pStyle w:val="Heading1"/>
@@ -9669,8 +10095,8 @@
         <w:t xml:space="preserve">References</w:t>
       </w:r>
     </w:p>
-    <w:bookmarkStart w:id="42" w:name="refs"/>
-    <w:bookmarkStart w:id="35" w:name="ref-amab2009"/>
+    <w:bookmarkStart w:id="43" w:name="refs"/>
+    <w:bookmarkStart w:id="36" w:name="ref-amab2009"/>
     <w:p>
       <w:pPr>
         <w:pStyle w:val="Bibliography"/>
@@ -9692,8 +10118,8 @@
         <w:t xml:space="preserve">. CASSS.</w:t>
       </w:r>
     </w:p>
-    <w:bookmarkEnd w:id="35"/>
-    <w:bookmarkStart w:id="36" w:name="ref-ichq10"/>
+    <w:bookmarkEnd w:id="36"/>
+    <w:bookmarkStart w:id="37" w:name="ref-ichq10"/>
     <w:p>
       <w:pPr>
         <w:pStyle w:val="Bibliography"/>
@@ -9715,8 +10141,8 @@
         <w:t xml:space="preserve">. ICH.</w:t>
       </w:r>
     </w:p>
-    <w:bookmarkEnd w:id="36"/>
-    <w:bookmarkStart w:id="37" w:name="ref-ichq8"/>
+    <w:bookmarkEnd w:id="37"/>
+    <w:bookmarkStart w:id="38" w:name="ref-ichq8"/>
     <w:p>
       <w:pPr>
         <w:pStyle w:val="Bibliography"/>
@@ -9738,8 +10164,8 @@
         <w:t xml:space="preserve">. ICH.</w:t>
       </w:r>
     </w:p>
-    <w:bookmarkEnd w:id="37"/>
-    <w:bookmarkStart w:id="38" w:name="ref-ichq11"/>
+    <w:bookmarkEnd w:id="38"/>
+    <w:bookmarkStart w:id="39" w:name="ref-ichq11"/>
     <w:p>
       <w:pPr>
         <w:pStyle w:val="Bibliography"/>
@@ -9761,8 +10187,8 @@
         <w:t xml:space="preserve">. ICH.</w:t>
       </w:r>
     </w:p>
-    <w:bookmarkEnd w:id="38"/>
-    <w:bookmarkStart w:id="39" w:name="ref-ichq5a"/>
+    <w:bookmarkEnd w:id="39"/>
+    <w:bookmarkStart w:id="40" w:name="ref-ichq5a"/>
     <w:p>
       <w:pPr>
         <w:pStyle w:val="Bibliography"/>
@@ -9784,8 +10210,8 @@
         <w:t xml:space="preserve">. ICH.</w:t>
       </w:r>
     </w:p>
-    <w:bookmarkEnd w:id="39"/>
-    <w:bookmarkStart w:id="40" w:name="ref-ichq9"/>
+    <w:bookmarkEnd w:id="40"/>
+    <w:bookmarkStart w:id="41" w:name="ref-ichq9"/>
     <w:p>
       <w:pPr>
         <w:pStyle w:val="Bibliography"/>
@@ -9807,8 +10233,8 @@
         <w:t xml:space="preserve">. ICH.</w:t>
       </w:r>
     </w:p>
-    <w:bookmarkEnd w:id="40"/>
-    <w:bookmarkStart w:id="41" w:name="ref-fda2011"/>
+    <w:bookmarkEnd w:id="41"/>
+    <w:bookmarkStart w:id="42" w:name="ref-fda2011"/>
     <w:p>
       <w:pPr>
         <w:pStyle w:val="Bibliography"/>
@@ -9830,9 +10256,9 @@
         <w:t xml:space="preserve">. FDA.</w:t>
       </w:r>
     </w:p>
-    <w:bookmarkEnd w:id="41"/>
     <w:bookmarkEnd w:id="42"/>
     <w:bookmarkEnd w:id="43"/>
+    <w:bookmarkEnd w:id="44"/>
     <w:sectPr>
       <w:footnotePr>
         <w:numRestart w:val="eachSect"/>

--- a/pc_package/PCMP-001_master_plan.docx
+++ b/pc_package/PCMP-001_master_plan.docx
@@ -4306,20 +4306,20 @@
                     <w:jc w:val="center"/>
                   </w:pPr>
                   <w:r>
-                    <w:t xml:space="preserve">SOP-2005</w:t>
-                  </w:r>
-                </w:p>
-              </w:tc>
-              <w:tc>
-                <w:tcPr/>
-                <w:p>
-                  <w:pPr>
-                    <w:pStyle w:val="Compact"/>
-                    <w:jc w:val="left"/>
-                    <w:jc w:val="center"/>
-                  </w:pPr>
-                  <w:r>
-                    <w:t xml:space="preserve">Harvest by Continuous Disk-Stack Centrifugation</w:t>
+                    <w:t xml:space="preserve">SOP-2003</w:t>
+                  </w:r>
+                </w:p>
+              </w:tc>
+              <w:tc>
+                <w:tcPr/>
+                <w:p>
+                  <w:pPr>
+                    <w:pStyle w:val="Compact"/>
+                    <w:jc w:val="left"/>
+                    <w:jc w:val="center"/>
+                  </w:pPr>
+                  <w:r>
+                    <w:t xml:space="preserve">Operation of the Production Bioreactor (Fed-Batch)</w:t>
                   </w:r>
                 </w:p>
               </w:tc>
@@ -4347,20 +4347,20 @@
                     <w:jc w:val="center"/>
                   </w:pPr>
                   <w:r>
-                    <w:t xml:space="preserve">SOP-2006</w:t>
-                  </w:r>
-                </w:p>
-              </w:tc>
-              <w:tc>
-                <w:tcPr/>
-                <w:p>
-                  <w:pPr>
-                    <w:pStyle w:val="Compact"/>
-                    <w:jc w:val="left"/>
-                    <w:jc w:val="center"/>
-                  </w:pPr>
-                  <w:r>
-                    <w:t xml:space="preserve">Clarification by Depth and Sterile Filtration</w:t>
+                    <w:t xml:space="preserve">SOP-2004</w:t>
+                  </w:r>
+                </w:p>
+              </w:tc>
+              <w:tc>
+                <w:tcPr/>
+                <w:p>
+                  <w:pPr>
+                    <w:pStyle w:val="Compact"/>
+                    <w:jc w:val="left"/>
+                    <w:jc w:val="center"/>
+                  </w:pPr>
+                  <w:r>
+                    <w:t xml:space="preserve">Cell-Culture Media and Feed Preparation</w:t>
                   </w:r>
                 </w:p>
               </w:tc>
@@ -4388,20 +4388,20 @@
                     <w:jc w:val="center"/>
                   </w:pPr>
                   <w:r>
-                    <w:t xml:space="preserve">SOP-2007</w:t>
-                  </w:r>
-                </w:p>
-              </w:tc>
-              <w:tc>
-                <w:tcPr/>
-                <w:p>
-                  <w:pPr>
-                    <w:pStyle w:val="Compact"/>
-                    <w:jc w:val="left"/>
-                    <w:jc w:val="center"/>
-                  </w:pPr>
-                  <w:r>
-                    <w:t xml:space="preserve">Operation of the Protein A Capture Chromatography Step</w:t>
+                    <w:t xml:space="preserve">SOP-2005</w:t>
+                  </w:r>
+                </w:p>
+              </w:tc>
+              <w:tc>
+                <w:tcPr/>
+                <w:p>
+                  <w:pPr>
+                    <w:pStyle w:val="Compact"/>
+                    <w:jc w:val="left"/>
+                    <w:jc w:val="center"/>
+                  </w:pPr>
+                  <w:r>
+                    <w:t xml:space="preserve">Harvest by Continuous Disk-Stack Centrifugation</w:t>
                   </w:r>
                 </w:p>
               </w:tc>
@@ -4429,20 +4429,20 @@
                     <w:jc w:val="center"/>
                   </w:pPr>
                   <w:r>
-                    <w:t xml:space="preserve">SOP-2008</w:t>
-                  </w:r>
-                </w:p>
-              </w:tc>
-              <w:tc>
-                <w:tcPr/>
-                <w:p>
-                  <w:pPr>
-                    <w:pStyle w:val="Compact"/>
-                    <w:jc w:val="left"/>
-                    <w:jc w:val="center"/>
-                  </w:pPr>
-                  <w:r>
-                    <w:t xml:space="preserve">Chromatography Resin Life-Cycle, Packing and Sanitization</w:t>
+                    <w:t xml:space="preserve">SOP-2006</w:t>
+                  </w:r>
+                </w:p>
+              </w:tc>
+              <w:tc>
+                <w:tcPr/>
+                <w:p>
+                  <w:pPr>
+                    <w:pStyle w:val="Compact"/>
+                    <w:jc w:val="left"/>
+                    <w:jc w:val="center"/>
+                  </w:pPr>
+                  <w:r>
+                    <w:t xml:space="preserve">Clarification by Depth and Sterile Filtration</w:t>
                   </w:r>
                 </w:p>
               </w:tc>
@@ -4470,20 +4470,20 @@
                     <w:jc w:val="center"/>
                   </w:pPr>
                   <w:r>
-                    <w:t xml:space="preserve">SOP-2009</w:t>
-                  </w:r>
-                </w:p>
-              </w:tc>
-              <w:tc>
-                <w:tcPr/>
-                <w:p>
-                  <w:pPr>
-                    <w:pStyle w:val="Compact"/>
-                    <w:jc w:val="left"/>
-                    <w:jc w:val="center"/>
-                  </w:pPr>
-                  <w:r>
-                    <w:t xml:space="preserve">Operation of the Low-pH Viral Inactivation Step</w:t>
+                    <w:t xml:space="preserve">SOP-2007</w:t>
+                  </w:r>
+                </w:p>
+              </w:tc>
+              <w:tc>
+                <w:tcPr/>
+                <w:p>
+                  <w:pPr>
+                    <w:pStyle w:val="Compact"/>
+                    <w:jc w:val="left"/>
+                    <w:jc w:val="center"/>
+                  </w:pPr>
+                  <w:r>
+                    <w:t xml:space="preserve">Operation of the Protein A Capture Chromatography Step</w:t>
                   </w:r>
                 </w:p>
               </w:tc>
@@ -4511,20 +4511,20 @@
                     <w:jc w:val="center"/>
                   </w:pPr>
                   <w:r>
-                    <w:t xml:space="preserve">SOP-2010</w:t>
-                  </w:r>
-                </w:p>
-              </w:tc>
-              <w:tc>
-                <w:tcPr/>
-                <w:p>
-                  <w:pPr>
-                    <w:pStyle w:val="Compact"/>
-                    <w:jc w:val="left"/>
-                    <w:jc w:val="center"/>
-                  </w:pPr>
-                  <w:r>
-                    <w:t xml:space="preserve">Operation of the Cation-Exchange Polishing Chromatography Step</w:t>
+                    <w:t xml:space="preserve">SOP-2008</w:t>
+                  </w:r>
+                </w:p>
+              </w:tc>
+              <w:tc>
+                <w:tcPr/>
+                <w:p>
+                  <w:pPr>
+                    <w:pStyle w:val="Compact"/>
+                    <w:jc w:val="left"/>
+                    <w:jc w:val="center"/>
+                  </w:pPr>
+                  <w:r>
+                    <w:t xml:space="preserve">Chromatography Resin Life-Cycle, Packing and Sanitization</w:t>
                   </w:r>
                 </w:p>
               </w:tc>
@@ -4552,20 +4552,20 @@
                     <w:jc w:val="center"/>
                   </w:pPr>
                   <w:r>
-                    <w:t xml:space="preserve">SOP-2011</w:t>
-                  </w:r>
-                </w:p>
-              </w:tc>
-              <w:tc>
-                <w:tcPr/>
-                <w:p>
-                  <w:pPr>
-                    <w:pStyle w:val="Compact"/>
-                    <w:jc w:val="left"/>
-                    <w:jc w:val="center"/>
-                  </w:pPr>
-                  <w:r>
-                    <w:t xml:space="preserve">Operation of the Anion-Exchange Polishing Chromatography Step</w:t>
+                    <w:t xml:space="preserve">SOP-2009</w:t>
+                  </w:r>
+                </w:p>
+              </w:tc>
+              <w:tc>
+                <w:tcPr/>
+                <w:p>
+                  <w:pPr>
+                    <w:pStyle w:val="Compact"/>
+                    <w:jc w:val="left"/>
+                    <w:jc w:val="center"/>
+                  </w:pPr>
+                  <w:r>
+                    <w:t xml:space="preserve">Operation of the Low-pH Viral Inactivation Step</w:t>
                   </w:r>
                 </w:p>
               </w:tc>
@@ -4593,20 +4593,20 @@
                     <w:jc w:val="center"/>
                   </w:pPr>
                   <w:r>
-                    <w:t xml:space="preserve">SOP-2012</w:t>
-                  </w:r>
-                </w:p>
-              </w:tc>
-              <w:tc>
-                <w:tcPr/>
-                <w:p>
-                  <w:pPr>
-                    <w:pStyle w:val="Compact"/>
-                    <w:jc w:val="left"/>
-                    <w:jc w:val="center"/>
-                  </w:pPr>
-                  <w:r>
-                    <w:t xml:space="preserve">Operation and Post-Use Integrity Testing of the Small-Virus Retentive Filtration Step</w:t>
+                    <w:t xml:space="preserve">SOP-2010</w:t>
+                  </w:r>
+                </w:p>
+              </w:tc>
+              <w:tc>
+                <w:tcPr/>
+                <w:p>
+                  <w:pPr>
+                    <w:pStyle w:val="Compact"/>
+                    <w:jc w:val="left"/>
+                    <w:jc w:val="center"/>
+                  </w:pPr>
+                  <w:r>
+                    <w:t xml:space="preserve">Operation of the Cation-Exchange Polishing Chromatography Step</w:t>
                   </w:r>
                 </w:p>
               </w:tc>
@@ -4634,20 +4634,20 @@
                     <w:jc w:val="center"/>
                   </w:pPr>
                   <w:r>
-                    <w:t xml:space="preserve">SOP-2013</w:t>
-                  </w:r>
-                </w:p>
-              </w:tc>
-              <w:tc>
-                <w:tcPr/>
-                <w:p>
-                  <w:pPr>
-                    <w:pStyle w:val="Compact"/>
-                    <w:jc w:val="left"/>
-                    <w:jc w:val="center"/>
-                  </w:pPr>
-                  <w:r>
-                    <w:t xml:space="preserve">Operation of the Ultrafiltration / Diafiltration (Formulation) Step</w:t>
+                    <w:t xml:space="preserve">SOP-2011</w:t>
+                  </w:r>
+                </w:p>
+              </w:tc>
+              <w:tc>
+                <w:tcPr/>
+                <w:p>
+                  <w:pPr>
+                    <w:pStyle w:val="Compact"/>
+                    <w:jc w:val="left"/>
+                    <w:jc w:val="center"/>
+                  </w:pPr>
+                  <w:r>
+                    <w:t xml:space="preserve">Operation of the Anion-Exchange Polishing Chromatography Step</w:t>
                   </w:r>
                 </w:p>
               </w:tc>
@@ -4675,6 +4675,293 @@
                     <w:jc w:val="center"/>
                   </w:pPr>
                   <w:r>
+                    <w:t xml:space="preserve">SOP-2012</w:t>
+                  </w:r>
+                </w:p>
+              </w:tc>
+              <w:tc>
+                <w:tcPr/>
+                <w:p>
+                  <w:pPr>
+                    <w:pStyle w:val="Compact"/>
+                    <w:jc w:val="left"/>
+                    <w:jc w:val="center"/>
+                  </w:pPr>
+                  <w:r>
+                    <w:t xml:space="preserve">Operation and Post-Use Integrity Testing of the Small-Virus Retentive Filtration Step</w:t>
+                  </w:r>
+                </w:p>
+              </w:tc>
+              <w:tc>
+                <w:tcPr/>
+                <w:p>
+                  <w:pPr>
+                    <w:pStyle w:val="Compact"/>
+                    <w:jc w:val="left"/>
+                    <w:jc w:val="center"/>
+                  </w:pPr>
+                  <w:r>
+                    <w:t xml:space="preserve">SOP</w:t>
+                  </w:r>
+                </w:p>
+              </w:tc>
+            </w:tr>
+            <w:tr>
+              <w:tc>
+                <w:tcPr/>
+                <w:p>
+                  <w:pPr>
+                    <w:pStyle w:val="Compact"/>
+                    <w:jc w:val="left"/>
+                    <w:jc w:val="center"/>
+                  </w:pPr>
+                  <w:r>
+                    <w:t xml:space="preserve">SOP-2013</w:t>
+                  </w:r>
+                </w:p>
+              </w:tc>
+              <w:tc>
+                <w:tcPr/>
+                <w:p>
+                  <w:pPr>
+                    <w:pStyle w:val="Compact"/>
+                    <w:jc w:val="left"/>
+                    <w:jc w:val="center"/>
+                  </w:pPr>
+                  <w:r>
+                    <w:t xml:space="preserve">Operation of the Ultrafiltration / Diafiltration (Formulation) Step</w:t>
+                  </w:r>
+                </w:p>
+              </w:tc>
+              <w:tc>
+                <w:tcPr/>
+                <w:p>
+                  <w:pPr>
+                    <w:pStyle w:val="Compact"/>
+                    <w:jc w:val="left"/>
+                    <w:jc w:val="center"/>
+                  </w:pPr>
+                  <w:r>
+                    <w:t xml:space="preserve">SOP</w:t>
+                  </w:r>
+                </w:p>
+              </w:tc>
+            </w:tr>
+            <w:tr>
+              <w:tc>
+                <w:tcPr/>
+                <w:p>
+                  <w:pPr>
+                    <w:pStyle w:val="Compact"/>
+                    <w:jc w:val="left"/>
+                    <w:jc w:val="center"/>
+                  </w:pPr>
+                  <w:r>
+                    <w:t xml:space="preserve">SOP-3010</w:t>
+                  </w:r>
+                </w:p>
+              </w:tc>
+              <w:tc>
+                <w:tcPr/>
+                <w:p>
+                  <w:pPr>
+                    <w:pStyle w:val="Compact"/>
+                    <w:jc w:val="left"/>
+                    <w:jc w:val="center"/>
+                  </w:pPr>
+                  <w:r>
+                    <w:t xml:space="preserve">Released N-Glycan Mapping by 2-AB HILIC-UPLC</w:t>
+                  </w:r>
+                </w:p>
+              </w:tc>
+              <w:tc>
+                <w:tcPr/>
+                <w:p>
+                  <w:pPr>
+                    <w:pStyle w:val="Compact"/>
+                    <w:jc w:val="left"/>
+                    <w:jc w:val="center"/>
+                  </w:pPr>
+                  <w:r>
+                    <w:t xml:space="preserve">SOP</w:t>
+                  </w:r>
+                </w:p>
+              </w:tc>
+            </w:tr>
+            <w:tr>
+              <w:tc>
+                <w:tcPr/>
+                <w:p>
+                  <w:pPr>
+                    <w:pStyle w:val="Compact"/>
+                    <w:jc w:val="left"/>
+                    <w:jc w:val="center"/>
+                  </w:pPr>
+                  <w:r>
+                    <w:t xml:space="preserve">SOP-3011</w:t>
+                  </w:r>
+                </w:p>
+              </w:tc>
+              <w:tc>
+                <w:tcPr/>
+                <w:p>
+                  <w:pPr>
+                    <w:pStyle w:val="Compact"/>
+                    <w:jc w:val="left"/>
+                    <w:jc w:val="center"/>
+                  </w:pPr>
+                  <w:r>
+                    <w:t xml:space="preserve">Size-Variant Analysis by SEC-HPLC</w:t>
+                  </w:r>
+                </w:p>
+              </w:tc>
+              <w:tc>
+                <w:tcPr/>
+                <w:p>
+                  <w:pPr>
+                    <w:pStyle w:val="Compact"/>
+                    <w:jc w:val="left"/>
+                    <w:jc w:val="center"/>
+                  </w:pPr>
+                  <w:r>
+                    <w:t xml:space="preserve">SOP</w:t>
+                  </w:r>
+                </w:p>
+              </w:tc>
+            </w:tr>
+            <w:tr>
+              <w:tc>
+                <w:tcPr/>
+                <w:p>
+                  <w:pPr>
+                    <w:pStyle w:val="Compact"/>
+                    <w:jc w:val="left"/>
+                    <w:jc w:val="center"/>
+                  </w:pPr>
+                  <w:r>
+                    <w:t xml:space="preserve">SOP-3012</w:t>
+                  </w:r>
+                </w:p>
+              </w:tc>
+              <w:tc>
+                <w:tcPr/>
+                <w:p>
+                  <w:pPr>
+                    <w:pStyle w:val="Compact"/>
+                    <w:jc w:val="left"/>
+                    <w:jc w:val="center"/>
+                  </w:pPr>
+                  <w:r>
+                    <w:t xml:space="preserve">Host-Cell-Protein Quantitation by ELISA</w:t>
+                  </w:r>
+                </w:p>
+              </w:tc>
+              <w:tc>
+                <w:tcPr/>
+                <w:p>
+                  <w:pPr>
+                    <w:pStyle w:val="Compact"/>
+                    <w:jc w:val="left"/>
+                    <w:jc w:val="center"/>
+                  </w:pPr>
+                  <w:r>
+                    <w:t xml:space="preserve">SOP</w:t>
+                  </w:r>
+                </w:p>
+              </w:tc>
+            </w:tr>
+            <w:tr>
+              <w:tc>
+                <w:tcPr/>
+                <w:p>
+                  <w:pPr>
+                    <w:pStyle w:val="Compact"/>
+                    <w:jc w:val="left"/>
+                    <w:jc w:val="center"/>
+                  </w:pPr>
+                  <w:r>
+                    <w:t xml:space="preserve">SOP-3013</w:t>
+                  </w:r>
+                </w:p>
+              </w:tc>
+              <w:tc>
+                <w:tcPr/>
+                <w:p>
+                  <w:pPr>
+                    <w:pStyle w:val="Compact"/>
+                    <w:jc w:val="left"/>
+                    <w:jc w:val="center"/>
+                  </w:pPr>
+                  <w:r>
+                    <w:t xml:space="preserve">Charge-Variant Analysis by icIEF</w:t>
+                  </w:r>
+                </w:p>
+              </w:tc>
+              <w:tc>
+                <w:tcPr/>
+                <w:p>
+                  <w:pPr>
+                    <w:pStyle w:val="Compact"/>
+                    <w:jc w:val="left"/>
+                    <w:jc w:val="center"/>
+                  </w:pPr>
+                  <w:r>
+                    <w:t xml:space="preserve">SOP</w:t>
+                  </w:r>
+                </w:p>
+              </w:tc>
+            </w:tr>
+            <w:tr>
+              <w:tc>
+                <w:tcPr/>
+                <w:p>
+                  <w:pPr>
+                    <w:pStyle w:val="Compact"/>
+                    <w:jc w:val="left"/>
+                    <w:jc w:val="center"/>
+                  </w:pPr>
+                  <w:r>
+                    <w:t xml:space="preserve">SOP-3014</w:t>
+                  </w:r>
+                </w:p>
+              </w:tc>
+              <w:tc>
+                <w:tcPr/>
+                <w:p>
+                  <w:pPr>
+                    <w:pStyle w:val="Compact"/>
+                    <w:jc w:val="left"/>
+                    <w:jc w:val="center"/>
+                  </w:pPr>
+                  <w:r>
+                    <w:t xml:space="preserve">Residual Host-Cell DNA by qPCR</w:t>
+                  </w:r>
+                </w:p>
+              </w:tc>
+              <w:tc>
+                <w:tcPr/>
+                <w:p>
+                  <w:pPr>
+                    <w:pStyle w:val="Compact"/>
+                    <w:jc w:val="left"/>
+                    <w:jc w:val="center"/>
+                  </w:pPr>
+                  <w:r>
+                    <w:t xml:space="preserve">SOP</w:t>
+                  </w:r>
+                </w:p>
+              </w:tc>
+            </w:tr>
+            <w:tr>
+              <w:tc>
+                <w:tcPr/>
+                <w:p>
+                  <w:pPr>
+                    <w:pStyle w:val="Compact"/>
+                    <w:jc w:val="left"/>
+                    <w:jc w:val="center"/>
+                  </w:pPr>
+                  <w:r>
                     <w:t xml:space="preserve">SOP-4001</w:t>
                   </w:r>
                 </w:p>
@@ -4702,6 +4989,47 @@
                   </w:pPr>
                   <w:r>
                     <w:t xml:space="preserve">SOP</w:t>
+                  </w:r>
+                </w:p>
+              </w:tc>
+            </w:tr>
+            <w:tr>
+              <w:tc>
+                <w:tcPr/>
+                <w:p>
+                  <w:pPr>
+                    <w:pStyle w:val="Compact"/>
+                    <w:jc w:val="left"/>
+                    <w:jc w:val="center"/>
+                  </w:pPr>
+                  <w:r>
+                    <w:t xml:space="preserve">AMV-3010</w:t>
+                  </w:r>
+                </w:p>
+              </w:tc>
+              <w:tc>
+                <w:tcPr/>
+                <w:p>
+                  <w:pPr>
+                    <w:pStyle w:val="Compact"/>
+                    <w:jc w:val="left"/>
+                    <w:jc w:val="center"/>
+                  </w:pPr>
+                  <w:r>
+                    <w:t xml:space="preserve">N-Glycan Map (2-AB HILIC-UPLC)</w:t>
+                  </w:r>
+                </w:p>
+              </w:tc>
+              <w:tc>
+                <w:tcPr/>
+                <w:p>
+                  <w:pPr>
+                    <w:pStyle w:val="Compact"/>
+                    <w:jc w:val="left"/>
+                    <w:jc w:val="center"/>
+                  </w:pPr>
+                  <w:r>
+                    <w:t xml:space="preserve">Method validation</w:t>
                   </w:r>
                 </w:p>
               </w:tc>
